--- a/web-tests/fixtures/sample.docx
+++ b/web-tests/fixtures/sample.docx
@@ -80,6 +80,49 @@
     </w:tbl>
     <w:p>
       <w:r>
+        <w:t xml:space="preserve">उदा: संघवाद का एक उदाहरण भारत है।</w:t>
+      </w:r>
+    </w:p>
+    <w:p>
+      <w:r>
+        <w:t xml:space="preserve">Ex. The United States is a federation.</w:t>
+      </w:r>
+    </w:p>
+    <w:p>
+      <w:pPr>
+        <w:numPr>
+          <w:ilvl w:val="0"/>
+          <w:numId w:val="1"/>
+        </w:numPr>
+      </w:pPr>
+      <w:r>
+        <w:t xml:space="preserve">पहला बिंदु: संविधान लिखित है।</w:t>
+      </w:r>
+    </w:p>
+    <w:p>
+      <w:pPr>
+        <w:numPr>
+          <w:ilvl w:val="0"/>
+          <w:numId w:val="1"/>
+        </w:numPr>
+      </w:pPr>
+      <w:r>
+        <w:t xml:space="preserve">दूसरा बिंदु: संविधान में संशोधन संभव है।</w:t>
+      </w:r>
+    </w:p>
+    <w:p>
+      <w:pPr>
+        <w:numPr>
+          <w:ilvl w:val="0"/>
+          <w:numId w:val="1"/>
+        </w:numPr>
+      </w:pPr>
+      <w:r>
+        <w:t xml:space="preserve">तीसरा बिंदु: न्यायपालिका स्वतंत्र है।</w:t>
+      </w:r>
+    </w:p>
+    <w:p>
+      <w:r>
         <w:t xml:space="preserve">1. यह परीक्षण का अनुच्छेद संख्या 1 है। इसमें दो वाक्य हैं।</w:t>
       </w:r>
     </w:p>
@@ -303,6 +346,23 @@
     </w:sectPr>
   </w:body>
 </w:document>
+</file>
+
+<file path=word/numbering.xml><?xml version="1.0" encoding="utf-8"?>
+<w:numbering xmlns:w="http://schemas.openxmlformats.org/wordprocessingml/2006/main">
+  <w:abstractNum w:abstractNumId="0">
+    <w:multiLevelType w:val="hybridMultilevel"/>
+    <w:lvl w:ilvl="0">
+      <w:start w:val="1"/>
+      <w:numFmt w:val="decimal"/>
+      <w:lvlText w:val="%1."/>
+      <w:lvlJc w:val="left"/>
+    </w:lvl>
+  </w:abstractNum>
+  <w:num w:numId="1">
+    <w:abstractNumId w:val="0"/>
+  </w:num>
+</w:numbering>
 </file>
 
 <file path=word/styles.xml><?xml version="1.0" encoding="utf-8"?>
